--- a/RNCP/02_Dossier_Professionnel/Dossier Professionnel Janna Gudumac.docx
+++ b/RNCP/02_Dossier_Professionnel/Dossier Professionnel Janna Gudumac.docx
@@ -764,15 +764,7 @@
                 <w:noProof/>
                 <w:color w:val="404040"/>
               </w:rPr>
-              <w:t>✓</w:t>
-            </w:r>
-            <w:r>
-              <w:rPr>
-                <w:rFonts w:ascii="MS Gothic" w:eastAsia="MS Gothic" w:hAnsi="MS Gothic" w:cs="MS Gothic"/>
-                <w:noProof/>
-                <w:color w:val="404040"/>
-              </w:rPr>
-              <w:t xml:space="preserve"> </w:t>
+              <w:t xml:space="preserve">✓ </w:t>
             </w:r>
           </w:p>
         </w:tc>
@@ -1275,23 +1267,13 @@
                 <w:szCs w:val="20"/>
               </w:rPr>
             </w:pPr>
-            <w:proofErr w:type="gramStart"/>
-            <w:r>
-              <w:rPr>
-                <w:color w:val="404040"/>
-                <w:sz w:val="20"/>
-                <w:szCs w:val="20"/>
-              </w:rPr>
-              <w:t>des</w:t>
-            </w:r>
-            <w:proofErr w:type="gramEnd"/>
-            <w:r>
-              <w:rPr>
-                <w:color w:val="404040"/>
-                <w:sz w:val="20"/>
-                <w:szCs w:val="20"/>
-              </w:rPr>
-              <w:t xml:space="preserve"> résultats de la mise en situation professionnelle complétés, éventuellement, du questionnaire professionnel ou de l’entretien professionnel ou de l’entretien technique ou du questionnement à partir de productions.</w:t>
+            <w:r>
+              <w:rPr>
+                <w:color w:val="404040"/>
+                <w:sz w:val="20"/>
+                <w:szCs w:val="20"/>
+              </w:rPr>
+              <w:t>des résultats de la mise en situation professionnelle complétés, éventuellement, du questionnaire professionnel ou de l’entretien professionnel ou de l’entretien technique ou du questionnement à partir de productions.</w:t>
             </w:r>
           </w:p>
           <w:p>
@@ -1317,23 +1299,13 @@
                 <w:szCs w:val="20"/>
               </w:rPr>
             </w:pPr>
-            <w:proofErr w:type="gramStart"/>
-            <w:r>
-              <w:rPr>
-                <w:color w:val="404040"/>
-                <w:sz w:val="20"/>
-                <w:szCs w:val="20"/>
-              </w:rPr>
-              <w:t>du</w:t>
-            </w:r>
-            <w:proofErr w:type="gramEnd"/>
-            <w:r>
-              <w:rPr>
-                <w:color w:val="404040"/>
-                <w:sz w:val="20"/>
-                <w:szCs w:val="20"/>
-              </w:rPr>
-              <w:t xml:space="preserve"> </w:t>
+            <w:r>
+              <w:rPr>
+                <w:color w:val="404040"/>
+                <w:sz w:val="20"/>
+                <w:szCs w:val="20"/>
+              </w:rPr>
+              <w:t xml:space="preserve">du </w:t>
             </w:r>
             <w:r>
               <w:rPr>
@@ -1377,23 +1349,13 @@
                 <w:szCs w:val="20"/>
               </w:rPr>
             </w:pPr>
-            <w:proofErr w:type="gramStart"/>
-            <w:r>
-              <w:rPr>
-                <w:color w:val="404040"/>
-                <w:sz w:val="20"/>
-                <w:szCs w:val="20"/>
-              </w:rPr>
-              <w:t>des</w:t>
-            </w:r>
-            <w:proofErr w:type="gramEnd"/>
-            <w:r>
-              <w:rPr>
-                <w:color w:val="404040"/>
-                <w:sz w:val="20"/>
-                <w:szCs w:val="20"/>
-              </w:rPr>
-              <w:t xml:space="preserve"> résultats des évaluations passées en cours de formation lorsque le candidat évalué est issu d’un parcours de formation</w:t>
+            <w:r>
+              <w:rPr>
+                <w:color w:val="404040"/>
+                <w:sz w:val="20"/>
+                <w:szCs w:val="20"/>
+              </w:rPr>
+              <w:t>des résultats des évaluations passées en cours de formation lorsque le candidat évalué est issu d’un parcours de formation</w:t>
             </w:r>
           </w:p>
           <w:p>
@@ -1419,23 +1381,13 @@
                 <w:szCs w:val="20"/>
               </w:rPr>
             </w:pPr>
-            <w:proofErr w:type="gramStart"/>
-            <w:r>
-              <w:rPr>
-                <w:color w:val="404040"/>
-                <w:sz w:val="20"/>
-                <w:szCs w:val="20"/>
-              </w:rPr>
-              <w:t>de</w:t>
-            </w:r>
-            <w:proofErr w:type="gramEnd"/>
-            <w:r>
-              <w:rPr>
-                <w:color w:val="404040"/>
-                <w:sz w:val="20"/>
-                <w:szCs w:val="20"/>
-              </w:rPr>
-              <w:t xml:space="preserve"> l’entretien final (dans le cadre de la session titre).</w:t>
+            <w:r>
+              <w:rPr>
+                <w:color w:val="404040"/>
+                <w:sz w:val="20"/>
+                <w:szCs w:val="20"/>
+              </w:rPr>
+              <w:t>de l’entretien final (dans le cadre de la session titre).</w:t>
             </w:r>
           </w:p>
           <w:p>
@@ -1511,7 +1463,6 @@
                 <w:szCs w:val="18"/>
               </w:rPr>
             </w:pPr>
-            <w:proofErr w:type="gramStart"/>
             <w:r>
               <w:rPr>
                 <w:i/>
@@ -1520,18 +1471,7 @@
                 <w:sz w:val="18"/>
                 <w:szCs w:val="18"/>
               </w:rPr>
-              <w:t>du</w:t>
-            </w:r>
-            <w:proofErr w:type="gramEnd"/>
-            <w:r>
-              <w:rPr>
-                <w:i/>
-                <w:iCs/>
-                <w:color w:val="7F7F7F"/>
-                <w:sz w:val="18"/>
-                <w:szCs w:val="18"/>
-              </w:rPr>
-              <w:t xml:space="preserve"> ministère chargé de l’Emploi]</w:t>
+              <w:t>du ministère chargé de l’Emploi]</w:t>
             </w:r>
           </w:p>
           <w:p>
@@ -1606,23 +1546,13 @@
                 <w:szCs w:val="20"/>
               </w:rPr>
             </w:pPr>
-            <w:proofErr w:type="gramStart"/>
-            <w:r>
-              <w:rPr>
-                <w:color w:val="404040"/>
-                <w:sz w:val="20"/>
-                <w:szCs w:val="20"/>
-              </w:rPr>
-              <w:t>pour</w:t>
-            </w:r>
-            <w:proofErr w:type="gramEnd"/>
-            <w:r>
-              <w:rPr>
-                <w:color w:val="404040"/>
-                <w:sz w:val="20"/>
-                <w:szCs w:val="20"/>
-              </w:rPr>
-              <w:t xml:space="preserve"> chaque activité-type du titre visé, un à trois exemples de pratique professionnelle ; </w:t>
+            <w:r>
+              <w:rPr>
+                <w:color w:val="404040"/>
+                <w:sz w:val="20"/>
+                <w:szCs w:val="20"/>
+              </w:rPr>
+              <w:t xml:space="preserve">pour chaque activité-type du titre visé, un à trois exemples de pratique professionnelle ; </w:t>
             </w:r>
           </w:p>
           <w:p>
@@ -1640,23 +1570,13 @@
                 <w:szCs w:val="20"/>
               </w:rPr>
             </w:pPr>
-            <w:proofErr w:type="gramStart"/>
-            <w:r>
-              <w:rPr>
-                <w:color w:val="404040"/>
-                <w:sz w:val="20"/>
-                <w:szCs w:val="20"/>
-              </w:rPr>
-              <w:t>un</w:t>
-            </w:r>
-            <w:proofErr w:type="gramEnd"/>
-            <w:r>
-              <w:rPr>
-                <w:color w:val="404040"/>
-                <w:sz w:val="20"/>
-                <w:szCs w:val="20"/>
-              </w:rPr>
-              <w:t xml:space="preserve"> tableau à renseigner si le candidat souhaite porter à la connaissance du jury la détention d’un titre, d’un diplôme, d’un certificat de qualification professionnelle (CQP) ou des attestations de formation ;</w:t>
+            <w:r>
+              <w:rPr>
+                <w:color w:val="404040"/>
+                <w:sz w:val="20"/>
+                <w:szCs w:val="20"/>
+              </w:rPr>
+              <w:t>un tableau à renseigner si le candidat souhaite porter à la connaissance du jury la détention d’un titre, d’un diplôme, d’un certificat de qualification professionnelle (CQP) ou des attestations de formation ;</w:t>
             </w:r>
           </w:p>
           <w:p>
@@ -1674,23 +1594,13 @@
                 <w:szCs w:val="20"/>
               </w:rPr>
             </w:pPr>
-            <w:proofErr w:type="gramStart"/>
-            <w:r>
-              <w:rPr>
-                <w:color w:val="404040"/>
-                <w:sz w:val="20"/>
-                <w:szCs w:val="20"/>
-              </w:rPr>
-              <w:t>une</w:t>
-            </w:r>
-            <w:proofErr w:type="gramEnd"/>
-            <w:r>
-              <w:rPr>
-                <w:color w:val="404040"/>
-                <w:sz w:val="20"/>
-                <w:szCs w:val="20"/>
-              </w:rPr>
-              <w:t xml:space="preserve"> déclaration sur l’honneur à compléter et à signer ;</w:t>
+            <w:r>
+              <w:rPr>
+                <w:color w:val="404040"/>
+                <w:sz w:val="20"/>
+                <w:szCs w:val="20"/>
+              </w:rPr>
+              <w:t>une déclaration sur l’honneur à compléter et à signer ;</w:t>
             </w:r>
           </w:p>
           <w:p>
@@ -1708,23 +1618,13 @@
                 <w:szCs w:val="20"/>
               </w:rPr>
             </w:pPr>
-            <w:proofErr w:type="gramStart"/>
-            <w:r>
-              <w:rPr>
-                <w:color w:val="404040"/>
-                <w:sz w:val="20"/>
-                <w:szCs w:val="20"/>
-              </w:rPr>
-              <w:t>des</w:t>
-            </w:r>
-            <w:proofErr w:type="gramEnd"/>
-            <w:r>
-              <w:rPr>
-                <w:color w:val="404040"/>
-                <w:sz w:val="20"/>
-                <w:szCs w:val="20"/>
-              </w:rPr>
-              <w:t xml:space="preserve"> documents illustrant la pratique professionnelle du candidat (facultatif)</w:t>
+            <w:r>
+              <w:rPr>
+                <w:color w:val="404040"/>
+                <w:sz w:val="20"/>
+                <w:szCs w:val="20"/>
+              </w:rPr>
+              <w:t>des documents illustrant la pratique professionnelle du candidat (facultatif)</w:t>
             </w:r>
           </w:p>
           <w:p>
@@ -1742,23 +1642,13 @@
                 <w:szCs w:val="20"/>
               </w:rPr>
             </w:pPr>
-            <w:proofErr w:type="gramStart"/>
-            <w:r>
-              <w:rPr>
-                <w:color w:val="404040"/>
-                <w:sz w:val="20"/>
-                <w:szCs w:val="20"/>
-              </w:rPr>
-              <w:t>des</w:t>
-            </w:r>
-            <w:proofErr w:type="gramEnd"/>
-            <w:r>
-              <w:rPr>
-                <w:color w:val="404040"/>
-                <w:sz w:val="20"/>
-                <w:szCs w:val="20"/>
-              </w:rPr>
-              <w:t xml:space="preserve"> annexes, si nécessaire.</w:t>
+            <w:r>
+              <w:rPr>
+                <w:color w:val="404040"/>
+                <w:sz w:val="20"/>
+                <w:szCs w:val="20"/>
+              </w:rPr>
+              <w:t>des annexes, si nécessaire.</w:t>
             </w:r>
           </w:p>
         </w:tc>
@@ -4031,18 +3921,7 @@
                 <w:iCs/>
                 <w:color w:val="404040"/>
               </w:rPr>
-              <w:t>Exemple n°</w:t>
-            </w:r>
-            <w:proofErr w:type="gramStart"/>
-            <w:r>
-              <w:rPr>
-                <w:b/>
-                <w:bCs/>
-                <w:i/>
-                <w:iCs/>
-                <w:color w:val="404040"/>
-              </w:rPr>
-              <w:t>1</w:t>
+              <w:t>Exemple n°1</w:t>
             </w:r>
             <w:r>
               <w:rPr>
@@ -4065,7 +3944,6 @@
               </w:rPr>
               <w:t>►</w:t>
             </w:r>
-            <w:proofErr w:type="gramEnd"/>
           </w:p>
         </w:tc>
         <w:tc>
@@ -5352,7 +5230,6 @@
                 <w:color w:val="404040"/>
               </w:rPr>
             </w:pPr>
-            <w:proofErr w:type="gramStart"/>
             <w:r>
               <w:rPr>
                 <w:b/>
@@ -5361,7 +5238,6 @@
               </w:rPr>
               <w:t>au</w:t>
             </w:r>
-            <w:proofErr w:type="gramEnd"/>
           </w:p>
         </w:tc>
         <w:tc>
@@ -5513,9 +5389,6 @@
                 <w:color w:val="404040"/>
               </w:rPr>
             </w:pPr>
-            <w:r>
-              <w:t>Cette étape m'a permis de comprendre l'importance de disposer d'un environnement cohérent entre les différentes parties d'une application full-stack. La conteneurisation avec Docker facilite également la reproduction de l'environnement sur une autre machine.</w:t>
-            </w:r>
           </w:p>
         </w:tc>
       </w:tr>
@@ -5687,18 +5560,7 @@
                 <w:iCs/>
                 <w:color w:val="404040"/>
               </w:rPr>
-              <w:t>Exemple n°</w:t>
-            </w:r>
-            <w:proofErr w:type="gramStart"/>
-            <w:r>
-              <w:rPr>
-                <w:b/>
-                <w:bCs/>
-                <w:i/>
-                <w:iCs/>
-                <w:color w:val="404040"/>
-              </w:rPr>
-              <w:t>2</w:t>
+              <w:t>Exemple n°2</w:t>
             </w:r>
             <w:r>
               <w:rPr>
@@ -5721,7 +5583,6 @@
               </w:rPr>
               <w:t>►</w:t>
             </w:r>
-            <w:proofErr w:type="gramEnd"/>
           </w:p>
         </w:tc>
         <w:tc>
@@ -6953,7 +6814,6 @@
                 <w:color w:val="404040"/>
               </w:rPr>
             </w:pPr>
-            <w:proofErr w:type="gramStart"/>
             <w:r>
               <w:rPr>
                 <w:b/>
@@ -6962,7 +6822,6 @@
               </w:rPr>
               <w:t>au</w:t>
             </w:r>
-            <w:proofErr w:type="gramEnd"/>
           </w:p>
         </w:tc>
         <w:tc>
@@ -7114,15 +6973,6 @@
                 <w:color w:val="404040"/>
               </w:rPr>
             </w:pPr>
-            <w:r>
-              <w:rPr>
-                <w:rFonts w:ascii="Segoe UI" w:hAnsi="Segoe UI" w:cs="Segoe UI"/>
-                <w:color w:val="3B3B3B"/>
-                <w:sz w:val="20"/>
-                <w:szCs w:val="20"/>
-              </w:rPr>
-              <w:t>Le principal objectif était de conserver une interface claire malgré plusieurs fonctionnalités sur la page d'un mur. Le découpage en composants m'a permis de mieux séparer les responsabilités et de faciliter l'adaptation responsive.</w:t>
-            </w:r>
           </w:p>
         </w:tc>
       </w:tr>
@@ -7481,18 +7331,7 @@
                 <w:iCs/>
                 <w:color w:val="404040"/>
               </w:rPr>
-              <w:t>Exemple n°</w:t>
-            </w:r>
-            <w:proofErr w:type="gramStart"/>
-            <w:r>
-              <w:rPr>
-                <w:b/>
-                <w:bCs/>
-                <w:i/>
-                <w:iCs/>
-                <w:color w:val="404040"/>
-              </w:rPr>
-              <w:t>3</w:t>
+              <w:t>Exemple n°3</w:t>
             </w:r>
             <w:r>
               <w:rPr>
@@ -7515,7 +7354,6 @@
               </w:rPr>
               <w:t>►</w:t>
             </w:r>
-            <w:proofErr w:type="gramEnd"/>
           </w:p>
         </w:tc>
         <w:tc>
@@ -8477,7 +8315,6 @@
                 <w:color w:val="404040"/>
               </w:rPr>
             </w:pPr>
-            <w:proofErr w:type="gramStart"/>
             <w:r>
               <w:rPr>
                 <w:b/>
@@ -8486,7 +8323,6 @@
               </w:rPr>
               <w:t>au</w:t>
             </w:r>
-            <w:proofErr w:type="gramEnd"/>
           </w:p>
         </w:tc>
         <w:tc>
@@ -8635,15 +8471,6 @@
                 <w:color w:val="404040"/>
               </w:rPr>
             </w:pPr>
-            <w:r>
-              <w:rPr>
-                <w:rFonts w:ascii="Segoe UI" w:hAnsi="Segoe UI" w:cs="Segoe UI"/>
-                <w:color w:val="3B3B3B"/>
-                <w:sz w:val="20"/>
-                <w:szCs w:val="20"/>
-              </w:rPr>
-              <w:t>Cette partie m'a permis de comprendre la différence entre la logique HTTP du Controller, la logique métier du Service et l'accès aux données du Repository. La gestion des droits propriétaire, membre et utilisateur extérieur a été l'une des parties importantes du projet.</w:t>
-            </w:r>
           </w:p>
         </w:tc>
       </w:tr>
@@ -8948,18 +8775,7 @@
                 <w:iCs/>
                 <w:color w:val="404040"/>
               </w:rPr>
-              <w:t>Exemple n°</w:t>
-            </w:r>
-            <w:proofErr w:type="gramStart"/>
-            <w:r>
-              <w:rPr>
-                <w:b/>
-                <w:bCs/>
-                <w:i/>
-                <w:iCs/>
-                <w:color w:val="404040"/>
-              </w:rPr>
-              <w:t>1</w:t>
+              <w:t>Exemple n°1</w:t>
             </w:r>
             <w:r>
               <w:rPr>
@@ -8982,7 +8798,6 @@
               </w:rPr>
               <w:t>►</w:t>
             </w:r>
-            <w:proofErr w:type="gramEnd"/>
           </w:p>
         </w:tc>
         <w:tc>
@@ -9012,27 +8827,7 @@
                 <w:sz w:val="20"/>
                 <w:szCs w:val="20"/>
               </w:rPr>
-              <w:t xml:space="preserve">Analyser les besoins et </w:t>
-            </w:r>
-            <w:proofErr w:type="spellStart"/>
-            <w:r>
-              <w:rPr>
-                <w:rFonts w:ascii="Segoe UI" w:hAnsi="Segoe UI" w:cs="Segoe UI"/>
-                <w:color w:val="3B3B3B"/>
-                <w:sz w:val="20"/>
-                <w:szCs w:val="20"/>
-              </w:rPr>
-              <w:t>maquettter</w:t>
-            </w:r>
-            <w:proofErr w:type="spellEnd"/>
-            <w:r>
-              <w:rPr>
-                <w:rFonts w:ascii="Segoe UI" w:hAnsi="Segoe UI" w:cs="Segoe UI"/>
-                <w:color w:val="3B3B3B"/>
-                <w:sz w:val="20"/>
-                <w:szCs w:val="20"/>
-              </w:rPr>
-              <w:t xml:space="preserve"> une application</w:t>
+              <w:t>Analyser les besoins et maquetter une application</w:t>
             </w:r>
           </w:p>
         </w:tc>
@@ -9135,7 +8930,23 @@
                 <w:color w:val="404040"/>
                 <w:lang w:val="fr-FR"/>
               </w:rPr>
-              <w:t>Avant de commencer le développement de Music Wall, j'ai analysé le besoin afin de déterminer les fonctionnalités essentielles de l'application.</w:t>
+              <w:t xml:space="preserve">J'ai ensuite utilisé </w:t>
+            </w:r>
+            <w:proofErr w:type="spellStart"/>
+            <w:r>
+              <w:rPr>
+                <w:color w:val="404040"/>
+                <w:lang w:val="fr-FR"/>
+              </w:rPr>
+              <w:t>Figma</w:t>
+            </w:r>
+            <w:proofErr w:type="spellEnd"/>
+            <w:r>
+              <w:rPr>
+                <w:color w:val="404040"/>
+                <w:lang w:val="fr-FR"/>
+              </w:rPr>
+              <w:t xml:space="preserve"> pour concevoir l'interface de Music Wall avant son développement. J'ai commencé par organiser les principales zones des écrans avec des zonings et des wireframes, puis j'ai réalisé des maquettes plus détaillées pour les pages principales de l'application.</w:t>
             </w:r>
           </w:p>
           <w:p>
@@ -9151,7 +8962,23 @@
                 <w:color w:val="404040"/>
                 <w:lang w:val="fr-FR"/>
               </w:rPr>
-              <w:t>L'objectif principal était de permettre à des utilisateurs enregistrés de créer des murs musicaux collaboratifs, de les organiser en sections et d'y ajouter des albums ou des morceaux provenant d'un catalogue musical.</w:t>
+              <w:t xml:space="preserve">J'ai notamment travaillé sur le </w:t>
+            </w:r>
+            <w:proofErr w:type="spellStart"/>
+            <w:r>
+              <w:rPr>
+                <w:color w:val="404040"/>
+                <w:lang w:val="fr-FR"/>
+              </w:rPr>
+              <w:t>dashboard</w:t>
+            </w:r>
+            <w:proofErr w:type="spellEnd"/>
+            <w:r>
+              <w:rPr>
+                <w:color w:val="404040"/>
+                <w:lang w:val="fr-FR"/>
+              </w:rPr>
+              <w:t>, la liste des murs, la page détaillée d'un mur, le catalogue musical, les pages d'authentification et le profil utilisateur.</w:t>
             </w:r>
           </w:p>
           <w:p>
@@ -9167,7 +8994,23 @@
                 <w:color w:val="404040"/>
                 <w:lang w:val="fr-FR"/>
               </w:rPr>
-              <w:t>J'ai défini les principales fonctionnalités : inscription et connexion, profil utilisateur, création et personnalisation d'un mur, gestion des sections, recherche dans le catalogue, ajout d'albums ou de morceaux, suivi du statut d'écoute et partage du mur avec d'autres utilisateurs.</w:t>
+              <w:t xml:space="preserve">Dans </w:t>
+            </w:r>
+            <w:proofErr w:type="spellStart"/>
+            <w:r>
+              <w:rPr>
+                <w:color w:val="404040"/>
+                <w:lang w:val="fr-FR"/>
+              </w:rPr>
+              <w:t>Figma</w:t>
+            </w:r>
+            <w:proofErr w:type="spellEnd"/>
+            <w:r>
+              <w:rPr>
+                <w:color w:val="404040"/>
+                <w:lang w:val="fr-FR"/>
+              </w:rPr>
+              <w:t>, j'ai défini la hiérarchie visuelle, la disposition des composants, les espacements, les boutons, les formulaires, les cartes et les éléments de navigation. J'ai également créé une charte graphique avec une palette de couleurs cohérente et défini les principes typographiques de l'application.</w:t>
             </w:r>
           </w:p>
           <w:p>
@@ -9183,41 +9026,57 @@
                 <w:color w:val="404040"/>
                 <w:lang w:val="fr-FR"/>
               </w:rPr>
-              <w:t>J'ai distingué les fonctionnalités nécessaires au MVP des fonctionnalités qui pouvaient être reportées à une version ultérieure afin de conserver un périmètre réalisable.</w:t>
+              <w:t xml:space="preserve">J'ai préparé plusieurs adaptations de l'interface pour tenir compte des différentes tailles d'écran. Ces maquettes ont ensuite servi de référence pendant l'intégration en </w:t>
+            </w:r>
+            <w:proofErr w:type="spellStart"/>
+            <w:r>
+              <w:rPr>
+                <w:color w:val="404040"/>
+                <w:lang w:val="fr-FR"/>
+              </w:rPr>
+              <w:t>Angular</w:t>
+            </w:r>
+            <w:proofErr w:type="spellEnd"/>
+            <w:r>
+              <w:rPr>
+                <w:color w:val="404040"/>
+                <w:lang w:val="fr-FR"/>
+              </w:rPr>
+              <w:t xml:space="preserve"> et CSS.</w:t>
             </w:r>
           </w:p>
           <w:p>
             <w:pPr>
               <w:spacing w:before="120"/>
               <w:rPr>
-                <w:color w:val="404040"/>
-                <w:lang w:val="fr-FR"/>
-              </w:rPr>
-            </w:pPr>
-            <w:r>
-              <w:rPr>
-                <w:color w:val="404040"/>
-                <w:lang w:val="fr-FR"/>
-              </w:rPr>
-              <w:t>J'ai ensuite travaillé sur l'organisation de l'interface en réalisant le zoning, les wireframes et la maquette des principaux écrans. J'ai également défini une charte graphique afin de conserver une identité visuelle cohérente entre les différentes pages.</w:t>
-            </w:r>
-          </w:p>
-          <w:p>
-            <w:pPr>
-              <w:spacing w:before="120"/>
-              <w:rPr>
-                <w:b/>
-                <w:bCs/>
-                <w:color w:val="404040"/>
-                <w:lang w:val="fr-FR"/>
-              </w:rPr>
-            </w:pPr>
-            <w:r>
-              <w:rPr>
-                <w:color w:val="404040"/>
-                <w:lang w:val="fr-FR"/>
-              </w:rPr>
-              <w:t>J'ai prévu dès la conception une adaptation responsive pour les écrans mobiles, notamment pour la navigation et l'affichage des sections d'un mur.</w:t>
+                <w:b/>
+                <w:bCs/>
+                <w:color w:val="404040"/>
+                <w:lang w:val="fr-FR"/>
+              </w:rPr>
+            </w:pPr>
+            <w:r>
+              <w:rPr>
+                <w:color w:val="404040"/>
+                <w:lang w:val="fr-FR"/>
+              </w:rPr>
+              <w:t xml:space="preserve">Au cours du développement, j'ai parfois ajusté les maquettes lorsque certaines contraintes techniques ou ergonomiques apparaissaient. </w:t>
+            </w:r>
+            <w:proofErr w:type="spellStart"/>
+            <w:r>
+              <w:rPr>
+                <w:color w:val="404040"/>
+                <w:lang w:val="fr-FR"/>
+              </w:rPr>
+              <w:t>Figma</w:t>
+            </w:r>
+            <w:proofErr w:type="spellEnd"/>
+            <w:r>
+              <w:rPr>
+                <w:color w:val="404040"/>
+                <w:lang w:val="fr-FR"/>
+              </w:rPr>
+              <w:t xml:space="preserve"> m'a donc servi à la fois comme outil de conception initiale et comme référence visuelle pendant l'implémentation.</w:t>
             </w:r>
           </w:p>
         </w:tc>
@@ -9303,14 +9162,45 @@
                 <w:szCs w:val="20"/>
               </w:rPr>
             </w:pPr>
-            <w:r>
-              <w:rPr>
-                <w:rFonts w:ascii="Segoe UI" w:hAnsi="Segoe UI" w:cs="Segoe UI"/>
-                <w:color w:val="3B3B3B"/>
-                <w:sz w:val="20"/>
-                <w:szCs w:val="20"/>
-              </w:rPr>
-              <w:t>Analyse fonctionnelle : identification des besoins et des fonctionnalités</w:t>
+            <w:proofErr w:type="spellStart"/>
+            <w:r>
+              <w:rPr>
+                <w:rFonts w:ascii="Segoe UI" w:hAnsi="Segoe UI" w:cs="Segoe UI"/>
+                <w:color w:val="3B3B3B"/>
+                <w:sz w:val="20"/>
+                <w:szCs w:val="20"/>
+              </w:rPr>
+              <w:t>Figma</w:t>
+            </w:r>
+            <w:proofErr w:type="spellEnd"/>
+            <w:r>
+              <w:rPr>
+                <w:rFonts w:ascii="Segoe UI" w:hAnsi="Segoe UI" w:cs="Segoe UI"/>
+                <w:color w:val="3B3B3B"/>
+                <w:sz w:val="20"/>
+                <w:szCs w:val="20"/>
+              </w:rPr>
+              <w:t xml:space="preserve"> : zoning, wireframes, maquettes </w:t>
+            </w:r>
+            <w:proofErr w:type="spellStart"/>
+            <w:r>
+              <w:rPr>
+                <w:rFonts w:ascii="Segoe UI" w:hAnsi="Segoe UI" w:cs="Segoe UI"/>
+                <w:color w:val="3B3B3B"/>
+                <w:sz w:val="20"/>
+                <w:szCs w:val="20"/>
+              </w:rPr>
+              <w:t>haute fidélité</w:t>
+            </w:r>
+            <w:proofErr w:type="spellEnd"/>
+            <w:r>
+              <w:rPr>
+                <w:rFonts w:ascii="Segoe UI" w:hAnsi="Segoe UI" w:cs="Segoe UI"/>
+                <w:color w:val="3B3B3B"/>
+                <w:sz w:val="20"/>
+                <w:szCs w:val="20"/>
+              </w:rPr>
+              <w:t xml:space="preserve"> et déclinaisons responsive</w:t>
             </w:r>
           </w:p>
           <w:p>
@@ -9330,7 +9220,7 @@
                 <w:sz w:val="20"/>
                 <w:szCs w:val="20"/>
               </w:rPr>
-              <w:t>Cahier des charges : définition du périmètre du projet</w:t>
+              <w:t>Charte graphique : définition des couleurs, de la typographie et des composants visuels</w:t>
             </w:r>
           </w:p>
           <w:p>
@@ -9350,78 +9240,27 @@
                 <w:sz w:val="20"/>
                 <w:szCs w:val="20"/>
               </w:rPr>
-              <w:t>User flows : organisation des parcours utilisateur</w:t>
+              <w:t>Analyse fonctionnelle : identification des besoins et des parcours utilisateur</w:t>
             </w:r>
           </w:p>
           <w:p>
             <w:pPr>
               <w:spacing w:before="120"/>
               <w:rPr>
-                <w:rFonts w:ascii="Segoe UI" w:hAnsi="Segoe UI" w:cs="Segoe UI"/>
-                <w:color w:val="3B3B3B"/>
-                <w:sz w:val="20"/>
-                <w:szCs w:val="20"/>
-              </w:rPr>
-            </w:pPr>
-            <w:r>
-              <w:rPr>
-                <w:rFonts w:ascii="Segoe UI" w:hAnsi="Segoe UI" w:cs="Segoe UI"/>
-                <w:color w:val="3B3B3B"/>
-                <w:sz w:val="20"/>
-                <w:szCs w:val="20"/>
-              </w:rPr>
-              <w:t>Wireframes et zoning : organisation des écrans</w:t>
-            </w:r>
-          </w:p>
-          <w:p>
-            <w:pPr>
-              <w:spacing w:before="120"/>
-              <w:rPr>
-                <w:rFonts w:ascii="Segoe UI" w:hAnsi="Segoe UI" w:cs="Segoe UI"/>
-                <w:color w:val="3B3B3B"/>
-                <w:sz w:val="20"/>
-                <w:szCs w:val="20"/>
-              </w:rPr>
-            </w:pPr>
-            <w:proofErr w:type="spellStart"/>
-            <w:r>
-              <w:rPr>
-                <w:rFonts w:ascii="Segoe UI" w:hAnsi="Segoe UI" w:cs="Segoe UI"/>
-                <w:color w:val="3B3B3B"/>
-                <w:sz w:val="20"/>
-                <w:szCs w:val="20"/>
-              </w:rPr>
-              <w:t>Figma</w:t>
-            </w:r>
-            <w:proofErr w:type="spellEnd"/>
-            <w:r>
-              <w:rPr>
-                <w:rFonts w:ascii="Segoe UI" w:hAnsi="Segoe UI" w:cs="Segoe UI"/>
-                <w:color w:val="3B3B3B"/>
-                <w:sz w:val="20"/>
-                <w:szCs w:val="20"/>
-              </w:rPr>
-              <w:t xml:space="preserve"> : maquettage de l'interface</w:t>
-            </w:r>
-          </w:p>
-          <w:p>
-            <w:pPr>
-              <w:spacing w:before="120"/>
-              <w:rPr>
-                <w:b/>
-                <w:bCs/>
-                <w:color w:val="404040"/>
-                <w:lang w:val="fr-FR"/>
-              </w:rPr>
-            </w:pPr>
-            <w:r>
-              <w:rPr>
-                <w:rFonts w:ascii="Segoe UI" w:hAnsi="Segoe UI" w:cs="Segoe UI"/>
-                <w:color w:val="3B3B3B"/>
-                <w:sz w:val="20"/>
-                <w:szCs w:val="20"/>
-              </w:rPr>
-              <w:t>Responsive design : adaptation aux différentes tailles d'écran</w:t>
+                <w:b/>
+                <w:bCs/>
+                <w:color w:val="404040"/>
+                <w:lang w:val="fr-FR"/>
+              </w:rPr>
+            </w:pPr>
+            <w:r>
+              <w:rPr>
+                <w:rFonts w:ascii="Segoe UI" w:hAnsi="Segoe UI" w:cs="Segoe UI"/>
+                <w:color w:val="3B3B3B"/>
+                <w:sz w:val="20"/>
+                <w:szCs w:val="20"/>
+              </w:rPr>
+              <w:t>Responsive design : préparation des interfaces desktop, tablette et mobile</w:t>
             </w:r>
           </w:p>
         </w:tc>
@@ -9586,6 +9425,7 @@
                 <w:bCs/>
                 <w:color w:val="404040"/>
               </w:rPr>
+              <w:lastRenderedPageBreak/>
               <w:t>4. Contexte</w:t>
             </w:r>
           </w:p>
@@ -9970,7 +9810,6 @@
                 <w:color w:val="404040"/>
               </w:rPr>
             </w:pPr>
-            <w:proofErr w:type="gramStart"/>
             <w:r>
               <w:rPr>
                 <w:b/>
@@ -9979,7 +9818,6 @@
               </w:rPr>
               <w:t>au</w:t>
             </w:r>
-            <w:proofErr w:type="gramEnd"/>
           </w:p>
         </w:tc>
         <w:tc>
@@ -10120,9 +9958,6 @@
                 <w:color w:val="404040"/>
               </w:rPr>
             </w:pPr>
-            <w:r>
-              <w:t>Cette phase m'a aidée à limiter le périmètre du projet. Certaines fonctionnalités envisagées initialement ont été écartées afin de conserver une application cohérente et réalisable dans le temps disponible.</w:t>
-            </w:r>
           </w:p>
         </w:tc>
       </w:tr>
@@ -10657,18 +10492,7 @@
                 <w:iCs/>
                 <w:color w:val="404040"/>
               </w:rPr>
-              <w:t>Exemple n°</w:t>
-            </w:r>
-            <w:proofErr w:type="gramStart"/>
-            <w:r>
-              <w:rPr>
-                <w:b/>
-                <w:bCs/>
-                <w:i/>
-                <w:iCs/>
-                <w:color w:val="404040"/>
-              </w:rPr>
-              <w:t>2</w:t>
+              <w:t>Exemple n°2</w:t>
             </w:r>
             <w:r>
               <w:rPr>
@@ -10691,7 +10515,6 @@
               </w:rPr>
               <w:t>►</w:t>
             </w:r>
-            <w:proofErr w:type="gramEnd"/>
           </w:p>
         </w:tc>
         <w:tc>
@@ -11927,7 +11750,6 @@
                 <w:color w:val="404040"/>
               </w:rPr>
             </w:pPr>
-            <w:proofErr w:type="gramStart"/>
             <w:r>
               <w:rPr>
                 <w:b/>
@@ -11936,7 +11758,6 @@
               </w:rPr>
               <w:t>au</w:t>
             </w:r>
-            <w:proofErr w:type="gramEnd"/>
           </w:p>
         </w:tc>
         <w:tc>
@@ -12076,15 +11897,6 @@
                 <w:color w:val="404040"/>
               </w:rPr>
             </w:pPr>
-            <w:r>
-              <w:rPr>
-                <w:rFonts w:ascii="Segoe UI" w:hAnsi="Segoe UI" w:cs="Segoe UI"/>
-                <w:color w:val="3B3B3B"/>
-                <w:sz w:val="20"/>
-                <w:szCs w:val="20"/>
-              </w:rPr>
-              <w:t>Le principal apprentissage a été de comprendre qu'une architecture en couches ne correspond pas simplement à une organisation des dossiers. Chaque couche possède une responsabilité précise et communique avec les couches nécessaires sans mélanger présentation, métier et persistance.</w:t>
-            </w:r>
           </w:p>
         </w:tc>
       </w:tr>
@@ -12415,18 +12227,7 @@
                 <w:iCs/>
                 <w:color w:val="404040"/>
               </w:rPr>
-              <w:t>Exemple n°</w:t>
-            </w:r>
-            <w:proofErr w:type="gramStart"/>
-            <w:r>
-              <w:rPr>
-                <w:b/>
-                <w:bCs/>
-                <w:i/>
-                <w:iCs/>
-                <w:color w:val="404040"/>
-              </w:rPr>
-              <w:t>3</w:t>
+              <w:t>Exemple n°3</w:t>
             </w:r>
             <w:r>
               <w:rPr>
@@ -12449,7 +12250,6 @@
               </w:rPr>
               <w:t>►</w:t>
             </w:r>
-            <w:proofErr w:type="gramEnd"/>
           </w:p>
         </w:tc>
         <w:tc>
@@ -12837,27 +12637,15 @@
                 <w:lang w:val="fr-FR"/>
               </w:rPr>
             </w:pPr>
-            <w:proofErr w:type="spellStart"/>
-            <w:r>
-              <w:rPr>
-                <w:rFonts w:ascii="Segoe UI" w:hAnsi="Segoe UI" w:cs="Segoe UI"/>
-                <w:color w:val="3B3B3B"/>
-                <w:sz w:val="20"/>
-                <w:szCs w:val="20"/>
-                <w:lang w:val="fr-FR"/>
-              </w:rPr>
-              <w:t>PostgreSQL</w:t>
-            </w:r>
-            <w:proofErr w:type="spellEnd"/>
-            <w:r>
-              <w:rPr>
-                <w:rFonts w:ascii="Segoe UI" w:hAnsi="Segoe UI" w:cs="Segoe UI"/>
-                <w:color w:val="3B3B3B"/>
-                <w:sz w:val="20"/>
-                <w:szCs w:val="20"/>
-                <w:lang w:val="fr-FR"/>
-              </w:rPr>
-              <w:t xml:space="preserve"> : base de données relationnelle</w:t>
+            <w:r>
+              <w:rPr>
+                <w:rFonts w:ascii="Segoe UI" w:hAnsi="Segoe UI" w:cs="Segoe UI"/>
+                <w:color w:val="3B3B3B"/>
+                <w:sz w:val="20"/>
+                <w:szCs w:val="20"/>
+                <w:lang w:val="fr-FR"/>
+              </w:rPr>
+              <w:t>PostgreSQL : base de données relationnelle</w:t>
             </w:r>
           </w:p>
           <w:p>
@@ -13636,7 +13424,6 @@
                 <w:color w:val="404040"/>
               </w:rPr>
             </w:pPr>
-            <w:proofErr w:type="gramStart"/>
             <w:r>
               <w:rPr>
                 <w:b/>
@@ -13645,7 +13432,6 @@
               </w:rPr>
               <w:t>au</w:t>
             </w:r>
-            <w:proofErr w:type="gramEnd"/>
           </w:p>
         </w:tc>
         <w:tc>
@@ -13780,19 +13566,14 @@
             <w:pPr>
               <w:spacing w:before="120"/>
               <w:rPr>
-                <w:b/>
-                <w:bCs/>
-                <w:color w:val="404040"/>
-              </w:rPr>
-            </w:pPr>
-            <w:r>
-              <w:rPr>
-                <w:rFonts w:ascii="Segoe UI" w:hAnsi="Segoe UI" w:cs="Segoe UI"/>
-                <w:color w:val="3B3B3B"/>
-                <w:sz w:val="20"/>
-                <w:szCs w:val="20"/>
-              </w:rPr>
-              <w:t>Cette conception m'a permis de mieux comprendre la transformation d'un besoin métier en modèle relationnel. Les principales difficultés concernaient les relations plusieurs-à-plusieurs et les relations facultatives, notamment le lien entre un morceau et un album et les références possibles d'un élément musical vers le catalogue.</w:t>
+                <w:color w:val="404040"/>
+              </w:rPr>
+            </w:pPr>
+            <w:r>
+              <w:rPr>
+                <w:color w:val="404040"/>
+              </w:rPr>
+              <w:t>Le principal défi a été de représenter correctement les relations plusieurs-à-plusieurs et les relations facultatives du catalogue.</w:t>
             </w:r>
           </w:p>
         </w:tc>
@@ -14049,7 +13830,6 @@
               </w:rPr>
               <w:t>Exemple n°</w:t>
             </w:r>
-            <w:proofErr w:type="gramStart"/>
             <w:r>
               <w:rPr>
                 <w:b/>
@@ -14081,7 +13861,6 @@
               </w:rPr>
               <w:t>►</w:t>
             </w:r>
-            <w:proofErr w:type="gramEnd"/>
           </w:p>
         </w:tc>
         <w:tc>
@@ -14460,40 +14239,40 @@
                 <w:color w:val="3B3B3B"/>
                 <w:sz w:val="20"/>
                 <w:szCs w:val="20"/>
-                <w:lang w:val="en-US"/>
-              </w:rPr>
-            </w:pPr>
-            <w:r>
-              <w:rPr>
-                <w:rFonts w:ascii="Segoe UI" w:hAnsi="Segoe UI" w:cs="Segoe UI"/>
-                <w:color w:val="3B3B3B"/>
-                <w:sz w:val="20"/>
-                <w:szCs w:val="20"/>
-                <w:lang w:val="en-US"/>
-              </w:rPr>
-              <w:t xml:space="preserve">JUnit </w:t>
-            </w:r>
-            <w:proofErr w:type="gramStart"/>
-            <w:r>
-              <w:rPr>
-                <w:rFonts w:ascii="Segoe UI" w:hAnsi="Segoe UI" w:cs="Segoe UI"/>
-                <w:color w:val="3B3B3B"/>
-                <w:sz w:val="20"/>
-                <w:szCs w:val="20"/>
-                <w:lang w:val="en-US"/>
-              </w:rPr>
-              <w:t>5 :</w:t>
-            </w:r>
-            <w:proofErr w:type="gramEnd"/>
-            <w:r>
-              <w:rPr>
-                <w:rFonts w:ascii="Segoe UI" w:hAnsi="Segoe UI" w:cs="Segoe UI"/>
-                <w:color w:val="3B3B3B"/>
-                <w:sz w:val="20"/>
-                <w:szCs w:val="20"/>
-                <w:lang w:val="en-US"/>
-              </w:rPr>
-              <w:t xml:space="preserve"> framework de tests Java</w:t>
+                <w:lang w:val="fr-FR"/>
+              </w:rPr>
+            </w:pPr>
+            <w:r>
+              <w:rPr>
+                <w:rFonts w:ascii="Segoe UI" w:hAnsi="Segoe UI" w:cs="Segoe UI"/>
+                <w:color w:val="3B3B3B"/>
+                <w:sz w:val="20"/>
+                <w:szCs w:val="20"/>
+                <w:lang w:val="fr-FR"/>
+              </w:rPr>
+              <w:t xml:space="preserve">JUnit 5 : </w:t>
+            </w:r>
+            <w:proofErr w:type="spellStart"/>
+            <w:r>
+              <w:rPr>
+                <w:rFonts w:ascii="Segoe UI" w:hAnsi="Segoe UI" w:cs="Segoe UI"/>
+                <w:color w:val="3B3B3B"/>
+                <w:sz w:val="20"/>
+                <w:szCs w:val="20"/>
+                <w:lang w:val="fr-FR"/>
+              </w:rPr>
+              <w:t>framework</w:t>
+            </w:r>
+            <w:proofErr w:type="spellEnd"/>
+            <w:r>
+              <w:rPr>
+                <w:rFonts w:ascii="Segoe UI" w:hAnsi="Segoe UI" w:cs="Segoe UI"/>
+                <w:color w:val="3B3B3B"/>
+                <w:sz w:val="20"/>
+                <w:szCs w:val="20"/>
+                <w:lang w:val="fr-FR"/>
+              </w:rPr>
+              <w:t xml:space="preserve"> de tests Java</w:t>
             </w:r>
           </w:p>
           <w:p>
@@ -15174,7 +14953,6 @@
                 <w:color w:val="404040"/>
               </w:rPr>
             </w:pPr>
-            <w:proofErr w:type="gramStart"/>
             <w:r>
               <w:rPr>
                 <w:b/>
@@ -15183,7 +14961,6 @@
               </w:rPr>
               <w:t>au</w:t>
             </w:r>
-            <w:proofErr w:type="gramEnd"/>
           </w:p>
         </w:tc>
         <w:tc>
@@ -15323,9 +15100,6 @@
                 <w:color w:val="404040"/>
               </w:rPr>
             </w:pPr>
-            <w:r>
-              <w:t>Les tests m'ont permis de vérifier automatiquement certaines règles qui seraient longues à retester manuellement après chaque modification. Ils ont également été utiles pendant les refactorisations pour détecter rapidement une régression.</w:t>
-            </w:r>
           </w:p>
         </w:tc>
       </w:tr>
@@ -15494,18 +15268,7 @@
                 <w:iCs/>
                 <w:color w:val="404040"/>
               </w:rPr>
-              <w:t>Exemple n°</w:t>
-            </w:r>
-            <w:proofErr w:type="gramStart"/>
-            <w:r>
-              <w:rPr>
-                <w:b/>
-                <w:bCs/>
-                <w:i/>
-                <w:iCs/>
-                <w:color w:val="404040"/>
-              </w:rPr>
-              <w:t>2</w:t>
+              <w:t>Exemple n°2</w:t>
             </w:r>
             <w:r>
               <w:rPr>
@@ -15528,7 +15291,6 @@
               </w:rPr>
               <w:t>►</w:t>
             </w:r>
-            <w:proofErr w:type="gramEnd"/>
           </w:p>
         </w:tc>
         <w:tc>
@@ -16790,7 +16552,6 @@
                 <w:color w:val="404040"/>
               </w:rPr>
             </w:pPr>
-            <w:proofErr w:type="gramStart"/>
             <w:r>
               <w:rPr>
                 <w:b/>
@@ -16799,7 +16560,6 @@
               </w:rPr>
               <w:t>au</w:t>
             </w:r>
-            <w:proofErr w:type="gramEnd"/>
           </w:p>
         </w:tc>
         <w:tc>
@@ -16946,47 +16706,7 @@
                 <w:sz w:val="20"/>
                 <w:szCs w:val="20"/>
               </w:rPr>
-              <w:t xml:space="preserve">La principale difficulté a été de comprendre les différences entre l'environnement local et l'environnement de production, notamment pour les URL, les variables d'environnement et la configuration CORS. Docker m'a permis de disposer d'un environnement local reproductible tandis que </w:t>
-            </w:r>
-            <w:proofErr w:type="spellStart"/>
-            <w:r>
-              <w:rPr>
-                <w:rFonts w:ascii="Segoe UI" w:hAnsi="Segoe UI" w:cs="Segoe UI"/>
-                <w:color w:val="3B3B3B"/>
-                <w:sz w:val="20"/>
-                <w:szCs w:val="20"/>
-              </w:rPr>
-              <w:t>Netlify</w:t>
-            </w:r>
-            <w:proofErr w:type="spellEnd"/>
-            <w:r>
-              <w:rPr>
-                <w:rFonts w:ascii="Segoe UI" w:hAnsi="Segoe UI" w:cs="Segoe UI"/>
-                <w:color w:val="3B3B3B"/>
-                <w:sz w:val="20"/>
-                <w:szCs w:val="20"/>
-              </w:rPr>
-              <w:t xml:space="preserve"> et </w:t>
-            </w:r>
-            <w:proofErr w:type="spellStart"/>
-            <w:r>
-              <w:rPr>
-                <w:rFonts w:ascii="Segoe UI" w:hAnsi="Segoe UI" w:cs="Segoe UI"/>
-                <w:color w:val="3B3B3B"/>
-                <w:sz w:val="20"/>
-                <w:szCs w:val="20"/>
-              </w:rPr>
-              <w:t>Render</w:t>
-            </w:r>
-            <w:proofErr w:type="spellEnd"/>
-            <w:r>
-              <w:rPr>
-                <w:rFonts w:ascii="Segoe UI" w:hAnsi="Segoe UI" w:cs="Segoe UI"/>
-                <w:color w:val="3B3B3B"/>
-                <w:sz w:val="20"/>
-                <w:szCs w:val="20"/>
-              </w:rPr>
-              <w:t xml:space="preserve"> hébergent les différents composants en production.</w:t>
+              <w:t>La principale difficulté a été de gérer les différences entre l'environnement local et la production, notamment les URL, les variables d'environnement et CORS.</w:t>
             </w:r>
           </w:p>
         </w:tc>
@@ -17198,18 +16918,7 @@
                 <w:iCs/>
                 <w:color w:val="404040"/>
               </w:rPr>
-              <w:t>Exemple n°</w:t>
-            </w:r>
-            <w:proofErr w:type="gramStart"/>
-            <w:r>
-              <w:rPr>
-                <w:b/>
-                <w:bCs/>
-                <w:i/>
-                <w:iCs/>
-                <w:color w:val="404040"/>
-              </w:rPr>
-              <w:t>3</w:t>
+              <w:t>Exemple n°3</w:t>
             </w:r>
             <w:r>
               <w:rPr>
@@ -17232,7 +16941,6 @@
               </w:rPr>
               <w:t>►</w:t>
             </w:r>
-            <w:proofErr w:type="gramEnd"/>
           </w:p>
         </w:tc>
         <w:tc>
@@ -17718,7 +17426,6 @@
               </w:rPr>
             </w:pPr>
             <w:proofErr w:type="spellStart"/>
-            <w:proofErr w:type="gramStart"/>
             <w:r>
               <w:rPr>
                 <w:rFonts w:ascii="Segoe UI" w:hAnsi="Segoe UI" w:cs="Segoe UI"/>
@@ -17729,7 +17436,6 @@
               <w:t>npm</w:t>
             </w:r>
             <w:proofErr w:type="spellEnd"/>
-            <w:proofErr w:type="gramEnd"/>
             <w:r>
               <w:rPr>
                 <w:rFonts w:ascii="Segoe UI" w:hAnsi="Segoe UI" w:cs="Segoe UI"/>
@@ -18432,7 +18138,6 @@
                 <w:color w:val="404040"/>
               </w:rPr>
             </w:pPr>
-            <w:proofErr w:type="gramStart"/>
             <w:r>
               <w:rPr>
                 <w:b/>
@@ -18441,7 +18146,6 @@
               </w:rPr>
               <w:t>au</w:t>
             </w:r>
-            <w:proofErr w:type="gramEnd"/>
           </w:p>
         </w:tc>
         <w:tc>
@@ -18581,15 +18285,6 @@
                 <w:color w:val="404040"/>
               </w:rPr>
             </w:pPr>
-            <w:r>
-              <w:rPr>
-                <w:rFonts w:ascii="Segoe UI" w:hAnsi="Segoe UI" w:cs="Segoe UI"/>
-                <w:color w:val="3B3B3B"/>
-                <w:sz w:val="20"/>
-                <w:szCs w:val="20"/>
-              </w:rPr>
-              <w:t>Cette mise en production m'a permis de comprendre que le fonctionnement local de l'application ne garantit pas automatiquement son fonctionnement en production. J'ai dû prendre en compte la configuration des environnements, la communication entre plusieurs services et le contrôle du fonctionnement après déploiement.</w:t>
-            </w:r>
           </w:p>
         </w:tc>
       </w:tr>
@@ -18845,16 +18540,7 @@
           <w:sz w:val="24"/>
           <w:szCs w:val="24"/>
         </w:rPr>
-        <w:t xml:space="preserve">Je </w:t>
-      </w:r>
-      <w:proofErr w:type="gramStart"/>
-      <w:r>
-        <w:rPr>
-          <w:color w:val="404040"/>
-          <w:sz w:val="24"/>
-          <w:szCs w:val="24"/>
-        </w:rPr>
-        <w:t xml:space="preserve">soussignée  </w:t>
+        <w:t xml:space="preserve">Je soussignée  </w:t>
       </w:r>
       <w:r>
         <w:rPr>
@@ -18862,16 +18548,7 @@
           <w:sz w:val="24"/>
           <w:szCs w:val="24"/>
         </w:rPr>
-        <w:t>GUDUMAC</w:t>
-      </w:r>
-      <w:proofErr w:type="gramEnd"/>
-      <w:r>
-        <w:rPr>
-          <w:color w:val="404040"/>
-          <w:sz w:val="24"/>
-          <w:szCs w:val="24"/>
-        </w:rPr>
-        <w:t xml:space="preserve"> Janna</w:t>
+        <w:t>GUDUMAC Janna</w:t>
       </w:r>
       <w:r>
         <w:rPr>
@@ -18891,23 +18568,13 @@
           <w:szCs w:val="24"/>
         </w:rPr>
       </w:pPr>
-      <w:proofErr w:type="gramStart"/>
       <w:r>
         <w:rPr>
           <w:color w:val="404040"/>
           <w:sz w:val="24"/>
           <w:szCs w:val="24"/>
         </w:rPr>
-        <w:t>déclare</w:t>
-      </w:r>
-      <w:proofErr w:type="gramEnd"/>
-      <w:r>
-        <w:rPr>
-          <w:color w:val="404040"/>
-          <w:sz w:val="24"/>
-          <w:szCs w:val="24"/>
-        </w:rPr>
-        <w:t xml:space="preserve"> sur l’honneur que les renseignements fournis dans ce dossier sont exacts et que je suis l’auteure des réalisations jointes.</w:t>
+        <w:t>déclare sur l’honneur que les renseignements fournis dans ce dossier sont exacts et que je suis l’auteure des réalisations jointes.</w:t>
       </w:r>
     </w:p>
     <w:p>
@@ -19041,23 +18708,13 @@
           <w:szCs w:val="24"/>
         </w:rPr>
       </w:pPr>
-      <w:proofErr w:type="gramStart"/>
       <w:r>
         <w:rPr>
           <w:color w:val="404040"/>
           <w:sz w:val="24"/>
           <w:szCs w:val="24"/>
         </w:rPr>
-        <w:t>pour</w:t>
-      </w:r>
-      <w:proofErr w:type="gramEnd"/>
-      <w:r>
-        <w:rPr>
-          <w:color w:val="404040"/>
-          <w:sz w:val="24"/>
-          <w:szCs w:val="24"/>
-        </w:rPr>
-        <w:t xml:space="preserve"> faire valoir ce que de droit.</w:t>
+        <w:t>pour faire valoir ce que de droit.</w:t>
       </w:r>
     </w:p>
     <w:p>
@@ -22103,28 +21760,28 @@
 </file>
 
 <file path=customXml/item1.xml><?xml version="1.0" encoding="utf-8"?>
-<b:Sources xmlns:b="http://schemas.openxmlformats.org/officeDocument/2006/bibliography" xmlns="http://schemas.openxmlformats.org/officeDocument/2006/bibliography" SelectedStyle="\APASixthEditionOfficeOnline.xsl" StyleName="APA" Version="6"/>
-</file>
-
-<file path=customXml/item2.xml><?xml version="1.0" encoding="utf-8"?>
 <go:gDocsCustomXmlDataStorage xmlns:go="http://customooxmlschemas.google.com/" xmlns:r="http://schemas.openxmlformats.org/officeDocument/2006/relationships" uri="GoogleDocsCustomDataVersion2">
   <go:docsCustomData xmlns:go="http://customooxmlschemas.google.com/" roundtripDataSignature="AMtx7mgZm8YHDSC79d+mAeWrT1clAHH3VQ==">CgMxLjAyDmguang4bWhvdTkwbDI4OAByITFGenBmaUtKOVFxX2tfdzNTR0d0dXdNUF94azA4QS10QQ==</go:docsCustomData>
 </go:gDocsCustomXmlDataStorage>
 </file>
 
-<file path=customXml/itemProps1.xml><?xml version="1.0" encoding="utf-8"?>
-<ds:datastoreItem xmlns:ds="http://schemas.openxmlformats.org/officeDocument/2006/customXml" ds:itemID="{441AF5B6-BEB5-4398-8F25-6CAA217A379C}">
-  <ds:schemaRefs>
-    <ds:schemaRef ds:uri="http://schemas.openxmlformats.org/officeDocument/2006/bibliography"/>
-  </ds:schemaRefs>
-</ds:datastoreItem>
+<file path=customXml/item2.xml><?xml version="1.0" encoding="utf-8"?>
+<b:Sources xmlns:b="http://schemas.openxmlformats.org/officeDocument/2006/bibliography" xmlns="http://schemas.openxmlformats.org/officeDocument/2006/bibliography" SelectedStyle="\APASixthEditionOfficeOnline.xsl" StyleName="APA" Version="6"/>
 </file>
 
-<file path=customXml/itemProps2.xml><?xml version="1.0" encoding="utf-8"?>
+<file path=customXml/itemProps1.xml><?xml version="1.0" encoding="utf-8"?>
 <ds:datastoreItem xmlns:ds="http://schemas.openxmlformats.org/officeDocument/2006/customXml" ds:itemID="{11111111-1234-1234-1234-123412341234}">
   <ds:schemaRefs>
     <ds:schemaRef ds:uri="http://customooxmlschemas.google.com/"/>
     <ds:schemaRef ds:uri="http://schemas.openxmlformats.org/officeDocument/2006/relationships"/>
   </ds:schemaRefs>
 </ds:datastoreItem>
+</file>
+
+<file path=customXml/itemProps2.xml><?xml version="1.0" encoding="utf-8"?>
+<ds:datastoreItem xmlns:ds="http://schemas.openxmlformats.org/officeDocument/2006/customXml" ds:itemID="{441AF5B6-BEB5-4398-8F25-6CAA217A379C}">
+  <ds:schemaRefs>
+    <ds:schemaRef ds:uri="http://schemas.openxmlformats.org/officeDocument/2006/bibliography"/>
+  </ds:schemaRefs>
+</ds:datastoreItem>
 </file>